--- a/docs/ТЗ.docx
+++ b/docs/ТЗ.docx
@@ -358,12 +358,20 @@
       <w:pPr>
         <w:pStyle w:val="1"/>
       </w:pPr>
+      <w:commentRangeStart w:id="9"/>
       <w:r>
         <w:rPr>
           <w:spacing w:val="-2"/>
         </w:rPr>
         <w:lastRenderedPageBreak/>
         <w:t>СОДЕРЖАНИЕ</w:t>
+      </w:r>
+      <w:commentRangeEnd w:id="9"/>
+      <w:r>
+        <w:rPr>
+          <w:rStyle w:val="CommentReference"/>
+        </w:rPr>
+        <w:commentReference w:id="9"/>
       </w:r>
     </w:p>
     <w:p>
@@ -577,6 +585,7 @@
           </mc:Fallback>
         </mc:AlternateContent>
       </w:r>
+      <w:commentRangeStart w:id="12"/>
       <w:hyperlink r:id="rId9" w:anchor="heading%3Dh.gjdgxs">
         <w:r>
           <w:rPr>
@@ -612,6 +621,13 @@
           <w:t>3</w:t>
         </w:r>
       </w:hyperlink>
+      <w:commentRangeEnd w:id="12"/>
+      <w:r>
+        <w:rPr>
+          <w:rStyle w:val="CommentReference"/>
+        </w:rPr>
+        <w:commentReference w:id="12"/>
+      </w:r>
     </w:p>
     <w:p>
       <w:pPr>
@@ -6421,6 +6437,7 @@
         <w:ind w:left="0" w:firstLine="0"/>
         <w:jc w:val="center"/>
       </w:pPr>
+      <w:commentRangeStart w:id="14"/>
       <w:r>
         <w:lastRenderedPageBreak/>
         <w:t>ОБЩИЕ</w:t>
@@ -6436,6 +6453,13 @@
           <w:spacing w:val="-2"/>
         </w:rPr>
         <w:t>СВЕДЕНИЯ</w:t>
+      </w:r>
+      <w:commentRangeEnd w:id="14"/>
+      <w:r>
+        <w:rPr>
+          <w:rStyle w:val="CommentReference"/>
+        </w:rPr>
+        <w:commentReference w:id="14"/>
       </w:r>
     </w:p>
     <w:p>
@@ -6467,6 +6491,7 @@
           <w:szCs w:val="28"/>
         </w:rPr>
       </w:pPr>
+      <w:commentRangeStart w:id="10"/>
       <w:r>
         <w:rPr>
           <w:sz w:val="28"/>
@@ -6518,6 +6543,13 @@
           <w:szCs w:val="28"/>
         </w:rPr>
         <w:t>системы и ее условное обозначение</w:t>
+      </w:r>
+      <w:commentRangeEnd w:id="10"/>
+      <w:r>
+        <w:rPr>
+          <w:rStyle w:val="CommentReference"/>
+        </w:rPr>
+        <w:commentReference w:id="10"/>
       </w:r>
     </w:p>
     <w:p>
@@ -6575,6 +6607,7 @@
           <w:szCs w:val="28"/>
         </w:rPr>
       </w:pPr>
+      <w:commentRangeStart w:id="5"/>
       <w:r>
         <w:rPr>
           <w:sz w:val="28"/>
@@ -6597,6 +6630,13 @@
           <w:szCs w:val="28"/>
         </w:rPr>
         <w:t>заказчика</w:t>
+      </w:r>
+      <w:commentRangeEnd w:id="5"/>
+      <w:r>
+        <w:rPr>
+          <w:rStyle w:val="CommentReference"/>
+        </w:rPr>
+        <w:commentReference w:id="5"/>
       </w:r>
     </w:p>
     <w:p>
@@ -7046,6 +7086,7 @@
           <w:szCs w:val="28"/>
         </w:rPr>
       </w:pPr>
+      <w:commentRangeStart w:id="15"/>
       <w:r>
         <w:rPr>
           <w:sz w:val="28"/>
@@ -7216,6 +7257,13 @@
           <w:szCs w:val="28"/>
         </w:rPr>
         <w:t>документов”.</w:t>
+      </w:r>
+      <w:commentRangeEnd w:id="15"/>
+      <w:r>
+        <w:rPr>
+          <w:rStyle w:val="CommentReference"/>
+        </w:rPr>
+        <w:commentReference w:id="15"/>
       </w:r>
     </w:p>
     <w:p>
@@ -7535,6 +7583,7 @@
         <w:ind w:left="0" w:firstLine="0"/>
         <w:jc w:val="center"/>
       </w:pPr>
+      <w:commentRangeStart w:id="11"/>
       <w:r>
         <w:t>ЦЕЛИ</w:t>
       </w:r>
@@ -7588,6 +7637,13 @@
           <w:spacing w:val="-2"/>
         </w:rPr>
         <w:t>СИСТЕМЫ</w:t>
+      </w:r>
+      <w:commentRangeEnd w:id="11"/>
+      <w:r>
+        <w:rPr>
+          <w:rStyle w:val="CommentReference"/>
+        </w:rPr>
+        <w:commentReference w:id="11"/>
       </w:r>
     </w:p>
     <w:p>
@@ -8715,6 +8771,7 @@
           <w:szCs w:val="28"/>
         </w:rPr>
       </w:pPr>
+      <w:commentRangeStart w:id="7"/>
       <w:r>
         <w:rPr>
           <w:sz w:val="28"/>
@@ -8806,6 +8863,13 @@
           <w:szCs w:val="28"/>
         </w:rPr>
         <w:t>);</w:t>
+      </w:r>
+      <w:commentRangeEnd w:id="7"/>
+      <w:r>
+        <w:rPr>
+          <w:rStyle w:val="CommentReference"/>
+        </w:rPr>
+        <w:commentReference w:id="7"/>
       </w:r>
     </w:p>
     <w:p>
@@ -8826,6 +8890,7 @@
           <w:szCs w:val="28"/>
         </w:rPr>
       </w:pPr>
+      <w:commentRangeStart w:id="6"/>
       <w:r>
         <w:rPr>
           <w:sz w:val="28"/>
@@ -8974,6 +9039,13 @@
           <w:szCs w:val="28"/>
         </w:rPr>
         <w:t>);</w:t>
+      </w:r>
+      <w:commentRangeEnd w:id="6"/>
+      <w:r>
+        <w:rPr>
+          <w:rStyle w:val="CommentReference"/>
+        </w:rPr>
+        <w:commentReference w:id="6"/>
       </w:r>
     </w:p>
     <w:p>
@@ -11749,6 +11821,7 @@
           <w:szCs w:val="28"/>
         </w:rPr>
       </w:pPr>
+      <w:commentRangeStart w:id="8"/>
       <w:r>
         <w:rPr>
           <w:sz w:val="28"/>
@@ -11816,6 +11889,13 @@
           <w:szCs w:val="28"/>
         </w:rPr>
         <w:t>системы</w:t>
+      </w:r>
+      <w:commentRangeEnd w:id="8"/>
+      <w:r>
+        <w:rPr>
+          <w:rStyle w:val="CommentReference"/>
+        </w:rPr>
+        <w:commentReference w:id="8"/>
       </w:r>
     </w:p>
     <w:p>
@@ -12339,6 +12419,7 @@
           <w:szCs w:val="28"/>
         </w:rPr>
       </w:pPr>
+      <w:commentRangeStart w:id="13"/>
       <w:r>
         <w:rPr>
           <w:sz w:val="28"/>
@@ -12391,6 +12472,13 @@
           <w:szCs w:val="28"/>
         </w:rPr>
         <w:t>обеспечению</w:t>
+      </w:r>
+      <w:commentRangeEnd w:id="13"/>
+      <w:r>
+        <w:rPr>
+          <w:rStyle w:val="CommentReference"/>
+        </w:rPr>
+        <w:commentReference w:id="13"/>
       </w:r>
     </w:p>
     <w:p>
@@ -19036,6 +19124,149 @@
       </w:r>
     </w:p>
   </w:comment>
+  <w:comment w:id="5" w:author="Kalentyev Alexey" w:initials="KA" w:date="2026-09-23T03:27:58Z">
+    <w:p>
+      <w:pPr>
+        <w:pStyle w:val="CommentText"/>
+      </w:pPr>
+      <w:r>
+        <w:annotationRef/>
+      </w:r>
+      <w:r>
+        <w:t>Дополните подраздел сведениями об исполнителе разработки: ФИО, группа и принадлежность к организации, если применимо. Сейчас приведены только сведения о заказчике.</w:t>
+      </w:r>
+    </w:p>
+  </w:comment>
+  <w:comment w:id="6" w:author="Kalentyev Alexey" w:initials="KA" w:date="2026-09-23T03:27:58Z">
+    <w:p>
+      <w:pPr>
+        <w:pStyle w:val="CommentText"/>
+      </w:pPr>
+      <w:r>
+        <w:annotationRef/>
+      </w:r>
+      <w:r>
+        <w:t>Укажите, что оба параметра L и N вводятся пользователем, а условие 0,3L ≤ N ≤0,9L проверяется при изменении любого из них. Для введенного N допустимая высота должна ограничиваться N/0,9 ≤ L ≤ N/0,3 с учетом общего диапазона 70–200 мм.</w:t>
+      </w:r>
+    </w:p>
+  </w:comment>
+  <w:comment w:id="7" w:author="Kalentyev Alexey" w:initials="KA" w:date="2026-09-23T03:27:58Z">
+    <w:p>
+      <w:pPr>
+        <w:pStyle w:val="CommentText"/>
+      </w:pPr>
+      <w:r>
+        <w:annotationRef/>
+      </w:r>
+      <w:r>
+        <w:t>Определите толщину дна и положение ручки по высоте. Уточните, N — наружный или внутренний диаметр ручки, как M задает ее сечение, и введите условие сохранения положительного отверстия ручки. Если N — наружный диаметр круглой ручки с толщиной M, требуется N&gt;2M: сочетание L=70 мм, N=21 мм, M=15 мм сейчас допускается.</w:t>
+      </w:r>
+    </w:p>
+  </w:comment>
+  <w:comment w:id="8" w:author="Kalentyev Alexey" w:initials="KA" w:date="2026-09-23T03:27:58Z">
+    <w:p>
+      <w:pPr>
+        <w:pStyle w:val="CommentText"/>
+      </w:pPr>
+      <w:r>
+        <w:annotationRef/>
+      </w:r>
+      <w:r>
+        <w:t>В подразделе «Требования к лингвистическому обеспечению» определите язык интерфейса и сообщений пользователю. Лицензии, .NET и API вынесите в программное обеспечение; там укажите точную целевую версию КОМПАС-3D.</w:t>
+      </w:r>
+    </w:p>
+  </w:comment>
+  <w:comment w:id="9" w:author="Kalentyev Alexey" w:initials="KA" w:date="2026-09-23T03:27:58Z">
+    <w:p>
+      <w:pPr>
+        <w:pStyle w:val="CommentText"/>
+      </w:pPr>
+      <w:r>
+        <w:annotationRef/>
+      </w:r>
+      <w:r>
+        <w:t>Замените «Содержание» на «Оглавление». Используйте размер 14 пт вместо 16 пт.</w:t>
+      </w:r>
+    </w:p>
+  </w:comment>
+  <w:comment w:id="10" w:author="Kalentyev Alexey" w:initials="KA" w:date="2026-09-23T03:27:58Z">
+    <w:p>
+      <w:pPr>
+        <w:pStyle w:val="CommentText"/>
+      </w:pPr>
+      <w:r>
+        <w:annotationRef/>
+      </w:r>
+      <w:r>
+        <w:t>Выделите заголовки подразделов и пунктов полужирным шрифтом, сохранив единый стиль для каждого уровня. Например,1.1–1.4 и 3.1.1 сейчас набраны обычным шрифтом.</w:t>
+      </w:r>
+    </w:p>
+  </w:comment>
+  <w:comment w:id="11" w:author="Kalentyev Alexey" w:initials="KA" w:date="2026-09-23T03:27:58Z">
+    <w:p>
+      <w:pPr>
+        <w:pStyle w:val="CommentText"/>
+      </w:pPr>
+      <w:r>
+        <w:annotationRef/>
+      </w:r>
+      <w:r>
+        <w:t>Начните раздел 2 с новой страницы. Аналогично раздел 7 сейчас начинается на странице 13 после окончания раздела 6.</w:t>
+      </w:r>
+    </w:p>
+  </w:comment>
+  <w:comment w:id="12" w:author="Kalentyev Alexey" w:initials="KA" w:date="2026-09-23T03:27:58Z">
+    <w:p>
+      <w:pPr>
+        <w:pStyle w:val="CommentText"/>
+      </w:pPr>
+      <w:r>
+        <w:annotationRef/>
+      </w:r>
+      <w:r>
+        <w:t>Обновите оглавление после исправления нумерации и верстки: раздел 2 фактически начинается на странице 4, раздел 3 — на 5, раздел 8 — на 15, а оглавление указывает 5,6 и 17. Уберите подчеркивание строк оглавления.</w:t>
+      </w:r>
+    </w:p>
+  </w:comment>
+  <w:comment w:id="13" w:author="Kalentyev Alexey" w:initials="KA" w:date="2026-09-23T03:27:58Z">
+    <w:p>
+      <w:pPr>
+        <w:pStyle w:val="CommentText"/>
+      </w:pPr>
+      <w:r>
+        <w:annotationRef/>
+      </w:r>
+      <w:r>
+        <w:t>Перенесите заголовок 3.3.7 вместе с его текстом: сейчас он остается внизу страницы 8, а единственный короткий абзац вынесен в начало страницы 9.</w:t>
+      </w:r>
+    </w:p>
+  </w:comment>
+  <w:comment w:id="14" w:author="Kalentyev Alexey" w:initials="KA" w:date="2026-09-23T03:27:58Z">
+    <w:p>
+      <w:pPr>
+        <w:pStyle w:val="CommentText"/>
+      </w:pPr>
+      <w:r>
+        <w:annotationRef/>
+      </w:r>
+      <w:r>
+        <w:t>Установите поля 30 мм слева,15 мм справа,20 мм сверху и снизу во всех частях документа. В начале файла сейчас примерно 27,5/12,5/19,4/17,6 мм; альбомный раздел также имеет другие поля.</w:t>
+      </w:r>
+    </w:p>
+  </w:comment>
+  <w:comment w:id="15" w:author="Kalentyev Alexey" w:initials="KA" w:date="2026-09-23T03:27:58Z">
+    <w:p>
+      <w:pPr>
+        <w:pStyle w:val="CommentText"/>
+      </w:pPr>
+      <w:r>
+        <w:annotationRef/>
+      </w:r>
+      <w:r>
+        <w:t>Исправьте название системы стандартов: ГОСТ 19.103-77 относится к ЕСПД, то есть к программной документации, а не к конструкторской.</w:t>
+      </w:r>
+    </w:p>
+  </w:comment>
 </w:comments>
 </file>
 
@@ -19046,6 +19277,17 @@
   <w15:commentEx w15:paraId="61702EE2" w15:done="0"/>
   <w15:commentEx w15:paraId="6E826181" w15:done="0"/>
   <w15:commentEx w15:paraId="1846A950" w15:done="0"/>
+  <w15:commentEx w15:paraId="468A18DD" w15:done="0"/>
+  <w15:commentEx w15:paraId="5DA81692" w15:done="0"/>
+  <w15:commentEx w15:paraId="44B560BF" w15:done="0"/>
+  <w15:commentEx w15:paraId="35965649" w15:done="0"/>
+  <w15:commentEx w15:paraId="4867FA68" w15:done="0"/>
+  <w15:commentEx w15:paraId="018CDFAB" w15:done="0"/>
+  <w15:commentEx w15:paraId="67D46743" w15:done="0"/>
+  <w15:commentEx w15:paraId="350ADC3A" w15:done="0"/>
+  <w15:commentEx w15:paraId="69D842E7" w15:done="0"/>
+  <w15:commentEx w15:paraId="7E960C4E" w15:done="0"/>
+  <w15:commentEx w15:paraId="26008EBB" w15:done="0"/>
 </w15:commentsEx>
 </file>
 
@@ -19056,6 +19298,17 @@
   <w16cex:commentExtensible w16cex:durableId="6B87479C" w16cex:dateUtc="2026-09-16T01:58:00Z"/>
   <w16cex:commentExtensible w16cex:durableId="0BF35D4F" w16cex:dateUtc="2026-09-16T02:01:00Z"/>
   <w16cex:commentExtensible w16cex:durableId="67BE89ED" w16cex:dateUtc="2026-09-16T02:02:00Z"/>
+  <w16cex:commentExtensible w16cex:durableId="46C78CB0" w16cex:dateUtc="2026-09-23T03:27:58Z"/>
+  <w16cex:commentExtensible w16cex:durableId="02E9A611" w16cex:dateUtc="2026-09-23T03:27:58Z"/>
+  <w16cex:commentExtensible w16cex:durableId="3FF506F7" w16cex:dateUtc="2026-09-23T03:27:58Z"/>
+  <w16cex:commentExtensible w16cex:durableId="63EABBE0" w16cex:dateUtc="2026-09-23T03:27:58Z"/>
+  <w16cex:commentExtensible w16cex:durableId="06F5092F" w16cex:dateUtc="2026-09-23T03:27:58Z"/>
+  <w16cex:commentExtensible w16cex:durableId="65672D97" w16cex:dateUtc="2026-09-23T03:27:58Z"/>
+  <w16cex:commentExtensible w16cex:durableId="6F6DD5FB" w16cex:dateUtc="2026-09-23T03:27:58Z"/>
+  <w16cex:commentExtensible w16cex:durableId="6C944A7E" w16cex:dateUtc="2026-09-23T03:27:58Z"/>
+  <w16cex:commentExtensible w16cex:durableId="0C5218A5" w16cex:dateUtc="2026-09-23T03:27:58Z"/>
+  <w16cex:commentExtensible w16cex:durableId="6B9C6973" w16cex:dateUtc="2026-09-23T03:27:58Z"/>
+  <w16cex:commentExtensible w16cex:durableId="0863D5F4" w16cex:dateUtc="2026-09-23T03:27:58Z"/>
 </w16cex:commentsExtensible>
 </file>
 
@@ -19066,6 +19319,17 @@
   <w16cid:commentId w16cid:paraId="61702EE2" w16cid:durableId="6B87479C"/>
   <w16cid:commentId w16cid:paraId="6E826181" w16cid:durableId="0BF35D4F"/>
   <w16cid:commentId w16cid:paraId="1846A950" w16cid:durableId="67BE89ED"/>
+  <w16cid:commentId w16cid:paraId="468A18DD" w16cid:durableId="46C78CB0"/>
+  <w16cid:commentId w16cid:paraId="5DA81692" w16cid:durableId="02E9A611"/>
+  <w16cid:commentId w16cid:paraId="44B560BF" w16cid:durableId="3FF506F7"/>
+  <w16cid:commentId w16cid:paraId="35965649" w16cid:durableId="63EABBE0"/>
+  <w16cid:commentId w16cid:paraId="4867FA68" w16cid:durableId="06F5092F"/>
+  <w16cid:commentId w16cid:paraId="018CDFAB" w16cid:durableId="65672D97"/>
+  <w16cid:commentId w16cid:paraId="67D46743" w16cid:durableId="6F6DD5FB"/>
+  <w16cid:commentId w16cid:paraId="350ADC3A" w16cid:durableId="6C944A7E"/>
+  <w16cid:commentId w16cid:paraId="69D842E7" w16cid:durableId="0C5218A5"/>
+  <w16cid:commentId w16cid:paraId="7E960C4E" w16cid:durableId="6B9C6973"/>
+  <w16cid:commentId w16cid:paraId="26008EBB" w16cid:durableId="0863D5F4"/>
 </w16cid:commentsIds>
 </file>
 
